--- a/backend/src/modules/absencesStagiaires/canevas/feuilleAbsenceHebdomadaire.docx
+++ b/backend/src/modules/absencesStagiaires/canevas/feuilleAbsenceHebdomadaire.docx
@@ -12083,7 +12083,7 @@
     <w:sectPr>
       <w:headerReference w:type="default" r:id="rId7"/>
       <w:pgSz w:w="11906" w:h="16838"/>
-      <w:pgMar w:top="700" w:right="700" w:bottom="700" w:left="700" w:header="708" w:footer="708" w:gutter="0"/>
+      <w:pgMar w:top="700" w:right="700" w:bottom="700" w:left="700" w:header="400" w:footer="708" w:gutter="0"/>
       <w:cols w:space="720"/>
       <w:docGrid w:linePitch="360"/>
     </w:sectPr>
